--- a/docs/apostila/Apostila-Implantacao-Cloudflare-Escalas-PCCE.docx
+++ b/docs/apostila/Apostila-Implantacao-Cloudflare-Escalas-PCCE.docx
@@ -804,7 +804,7 @@
         <w:spacing w:after="160" w:before="320"/>
       </w:pPr>
       <w:r>
-        <w:t xml:space="preserve">Duas divergências conhecidas na documentação do repositório</w:t>
+        <w:t xml:space="preserve">O que esta apostila já consertou no repositório</w:t>
       </w:r>
     </w:p>
     <w:p>
@@ -812,17 +812,17 @@
         <w:spacing w:after="120" w:line="276"/>
       </w:pPr>
       <w:r>
-        <w:t xml:space="preserve">Encontradas ao preparar esta apostila. Elas estão corrigidas </w:t>
+        <w:t xml:space="preserve">Escrever este documento do começo ao fim expôs pontos em que a documentação afirmava um estado que o código já não tinha. Eles foram </w:t>
       </w:r>
       <w:r>
         <w:rPr>
           <w:b/>
           <w:bCs/>
         </w:rPr>
-        <w:t xml:space="preserve">aqui</w:t>
-      </w:r>
-      <w:r>
-        <w:t xml:space="preserve">, mas você vai encontrá-las nos documentos originais:</w:t>
+        <w:t xml:space="preserve">corrigidos no mesmo ciclo</w:t>
+      </w:r>
+      <w:r>
+        <w:t xml:space="preserve">, e ficam registrados aqui porque explicam decisões que você vai encontrar:</w:t>
       </w:r>
     </w:p>
     <w:p>
@@ -839,7 +839,7 @@
           <w:b/>
           <w:bCs/>
         </w:rPr>
-        <w:t xml:space="preserve">`scripts/hash-password.ts` não existe.</w:t>
+        <w:t xml:space="preserve">`scripts/hash-senha.mjs` passou a existir.</w:t>
       </w:r>
       <w:r>
         <w:t xml:space="preserve"> O </w:t>
@@ -854,7 +854,7 @@
         <w:t xml:space="preserve">DEPLOY.md</w:t>
       </w:r>
       <w:r>
-        <w:t xml:space="preserve"> manda gerar o hash da senha de bootstrap com </w:t>
+        <w:t xml:space="preserve"> mandava gerar o hash da senha de bootstrap com um </w:t>
       </w:r>
       <w:r>
         <w:rPr>
@@ -863,10 +863,22 @@
           <w:szCs w:val="18"/>
           <w:shd w:fill="F2F2F2" w:val="clear"/>
         </w:rPr>
-        <w:t xml:space="preserve">HASH_PASSWORD=SENHA npx tsx scripts/hash-password.ts</w:t>
-      </w:r>
-      <w:r>
-        <w:t xml:space="preserve">. Esse arquivo nunca foi commitado. O apêndice E traz um script equivalente, testado, que produz exatamente o formato que o sistema aceita.</w:t>
+        <w:t xml:space="preserve">scripts/hash-password.ts</w:t>
+      </w:r>
+      <w:r>
+        <w:t xml:space="preserve"> que nunca foi commitado. O script agora existe, tem teste que executa o arquivo de verdade e confere a saída contra o </w:t>
+      </w:r>
+      <w:r>
+        <w:rPr>
+          <w:rFonts w:ascii="Consolas" w:cs="Consolas" w:eastAsia="Consolas" w:hAnsi="Consolas"/>
+          <w:sz w:val="18"/>
+          <w:szCs w:val="18"/>
+          <w:shd w:fill="F2F2F2" w:val="clear"/>
+        </w:rPr>
+        <w:t xml:space="preserve">verificarSenha</w:t>
+      </w:r>
+      <w:r>
+        <w:t xml:space="preserve"> do login, e o runbook aponta para ele. Ver apêndice D.</w:t>
       </w:r>
     </w:p>
     <w:p>
@@ -883,10 +895,10 @@
           <w:b/>
           <w:bCs/>
         </w:rPr>
-        <w:t xml:space="preserve">A duração da sessão é 1 hora, não 8.</w:t>
-      </w:r>
-      <w:r>
-        <w:t xml:space="preserve"> O </w:t>
+        <w:t xml:space="preserve">A duração da sessão é 1 hora de inatividade</w:t>
+      </w:r>
+      <w:r>
+        <w:t xml:space="preserve">, não 8 — o </w:t>
       </w:r>
       <w:r>
         <w:rPr>
@@ -898,7 +910,27 @@
         <w:t xml:space="preserve">README.md</w:t>
       </w:r>
       <w:r>
-        <w:t xml:space="preserve"> ainda diz 8 horas; o código está em 1 hora de inatividade (</w:t>
+        <w:t xml:space="preserve"> dizia 8 em dois lugares e foi corrigido.</w:t>
+      </w:r>
+    </w:p>
+    <w:p>
+      <w:pPr>
+        <w:pStyle w:val="ListParagraph"/>
+        <w:numPr>
+          <w:ilvl w:val="0"/>
+          <w:numId w:val="3"/>
+        </w:numPr>
+        <w:spacing w:after="80" w:line="276"/>
+      </w:pPr>
+      <w:r>
+        <w:rPr>
+          <w:b/>
+          <w:bCs/>
+        </w:rPr>
+        <w:t xml:space="preserve">O salt do rate-limit era lido da fonte errada.</w:t>
+      </w:r>
+      <w:r>
+        <w:t xml:space="preserve"> </w:t>
       </w:r>
       <w:r>
         <w:rPr>
@@ -907,10 +939,10 @@
           <w:szCs w:val="18"/>
           <w:shd w:fill="F2F2F2" w:val="clear"/>
         </w:rPr>
-        <w:t xml:space="preserve">SESSION_TTL_MS</w:t>
-      </w:r>
-      <w:r>
-        <w:t xml:space="preserve">), com o </w:t>
+        <w:t xml:space="preserve">RATE_LIMIT_IP_SALT</w:t>
+      </w:r>
+      <w:r>
+        <w:t xml:space="preserve"> só era lido de </w:t>
       </w:r>
       <w:r>
         <w:rPr>
@@ -919,10 +951,78 @@
           <w:szCs w:val="18"/>
           <w:shd w:fill="F2F2F2" w:val="clear"/>
         </w:rPr>
-        <w:t xml:space="preserve">DEPLOY.md</w:t>
-      </w:r>
-      <w:r>
-        <w:t xml:space="preserve"> correto. Comunique 1 hora aos usuários.</w:t>
+        <w:t xml:space="preserve">process.env</w:t>
+      </w:r>
+      <w:r>
+        <w:t xml:space="preserve">, que no Pages não é a fonte canônica, enquanto o </w:t>
+      </w:r>
+      <w:r>
+        <w:rPr>
+          <w:rFonts w:ascii="Consolas" w:cs="Consolas" w:eastAsia="Consolas" w:hAnsi="Consolas"/>
+          <w:sz w:val="18"/>
+          <w:szCs w:val="18"/>
+          <w:shd w:fill="F2F2F2" w:val="clear"/>
+        </w:rPr>
+        <w:t xml:space="preserve">/api/health</w:t>
+      </w:r>
+      <w:r>
+        <w:t xml:space="preserve"> conferia sua presença em </w:t>
+      </w:r>
+      <w:r>
+        <w:rPr>
+          <w:rFonts w:ascii="Consolas" w:cs="Consolas" w:eastAsia="Consolas" w:hAnsi="Consolas"/>
+          <w:sz w:val="18"/>
+          <w:szCs w:val="18"/>
+          <w:shd w:fill="F2F2F2" w:val="clear"/>
+        </w:rPr>
+        <w:t xml:space="preserve">platform.env</w:t>
+      </w:r>
+      <w:r>
+        <w:t xml:space="preserve">. Ou funcionava por acidente da data de compatibilidade, ou a proteção estava desligada com o failsafe verde. As duas metades agora leem a mesma fonte.</w:t>
+      </w:r>
+    </w:p>
+    <w:p>
+      <w:pPr>
+        <w:pStyle w:val="ListParagraph"/>
+        <w:numPr>
+          <w:ilvl w:val="0"/>
+          <w:numId w:val="3"/>
+        </w:numPr>
+        <w:spacing w:after="80" w:line="276"/>
+      </w:pPr>
+      <w:r>
+        <w:rPr>
+          <w:b/>
+          <w:bCs/>
+        </w:rPr>
+        <w:t xml:space="preserve">O tipo `Env` (`src/app.d.ts`) ganhou as dez variáveis que faltavam</w:t>
+      </w:r>
+      <w:r>
+        <w:t xml:space="preserve">, entre elas quatro segredos de proteção. Os casts </w:t>
+      </w:r>
+      <w:r>
+        <w:rPr>
+          <w:rFonts w:ascii="Consolas" w:cs="Consolas" w:eastAsia="Consolas" w:hAnsi="Consolas"/>
+          <w:sz w:val="18"/>
+          <w:szCs w:val="18"/>
+          <w:shd w:fill="F2F2F2" w:val="clear"/>
+        </w:rPr>
+        <w:t xml:space="preserve">as Record&lt;string, unknown&gt;</w:t>
+      </w:r>
+      <w:r>
+        <w:t xml:space="preserve"> que as mantinham fora dos tipos saíram — um typo em </w:t>
+      </w:r>
+      <w:r>
+        <w:rPr>
+          <w:rFonts w:ascii="Consolas" w:cs="Consolas" w:eastAsia="Consolas" w:hAnsi="Consolas"/>
+          <w:sz w:val="18"/>
+          <w:szCs w:val="18"/>
+          <w:shd w:fill="F2F2F2" w:val="clear"/>
+        </w:rPr>
+        <w:t xml:space="preserve">WEBHOK_REPLAY_ENFORCE</w:t>
+      </w:r>
+      <w:r>
+        <w:t xml:space="preserve"> compilava e desligava a proteção em silêncio.</w:t>
       </w:r>
     </w:p>
     <w:p>
@@ -13009,7 +13109,29 @@
         <w:t xml:space="preserve">src/lib/server/email.ts</w:t>
       </w:r>
       <w:r>
-        <w:t xml:space="preserve">. Se esse domínio não estiver na sua conta Cloudflare com Email Sending habilitado, o envio falha sempre. Para usar domínio próprio, altere a constante.</w:t>
+        <w:t xml:space="preserve">. Se esse domínio não estiver na sua conta Cloudflare com Email Sending habilitado, o envio falha sempre </w:t>
+      </w:r>
+      <w:r>
+        <w:rPr>
+          <w:b/>
+          <w:bCs/>
+        </w:rPr>
+        <w:t xml:space="preserve">e o sistema cai no Resend</w:t>
+      </w:r>
+      <w:r>
+        <w:t xml:space="preserve"> — que funciona, e por isso ninguém investiga o log </w:t>
+      </w:r>
+      <w:r>
+        <w:rPr>
+          <w:rFonts w:ascii="Consolas" w:cs="Consolas" w:eastAsia="Consolas" w:hAnsi="Consolas"/>
+          <w:sz w:val="18"/>
+          <w:szCs w:val="18"/>
+          <w:shd w:fill="F2F2F2" w:val="clear"/>
+        </w:rPr>
+        <w:t xml:space="preserve">[email/cloudflare]</w:t>
+      </w:r>
+      <w:r>
+        <w:t xml:space="preserve">. Para usar domínio próprio, altere a constante no mesmo PR em que configurar o Email Sending. Não há variável de ambiente para isso de propósito: o serviço só entrega de domínio verificado na conta, então um valor configurável só moveria a falha para o runtime (o motivo está escrito na própria constante).</w:t>
       </w:r>
     </w:p>
     <w:p>
@@ -14598,7 +14720,7 @@
         <w:spacing w:after="120" w:line="276"/>
       </w:pPr>
       <w:r>
-        <w:t xml:space="preserve">⚠️ O </w:t>
+        <w:t xml:space="preserve">💡 O </w:t>
       </w:r>
       <w:r>
         <w:rPr>
@@ -14610,7 +14732,7 @@
         <w:t xml:space="preserve">.env.example</w:t>
       </w:r>
       <w:r>
-        <w:t xml:space="preserve"> cita o caminho antigo </w:t>
+        <w:t xml:space="preserve"> citava o caminho antigo </w:t>
       </w:r>
       <w:r>
         <w:rPr>
@@ -14622,7 +14744,7 @@
         <w:t xml:space="preserve">src/lib/server/icp-brasil</w:t>
       </w:r>
       <w:r>
-        <w:t xml:space="preserve">. O caminho correto é </w:t>
+        <w:t xml:space="preserve">; foi corrigido para </w:t>
       </w:r>
       <w:r>
         <w:rPr>
@@ -14634,7 +14756,7 @@
         <w:t xml:space="preserve">src/lib/server/assinatura/icp-brasil</w:t>
       </w:r>
       <w:r>
-        <w:t xml:space="preserve">.</w:t>
+        <w:t xml:space="preserve">, que é onde os arquivos vivem.</w:t>
       </w:r>
     </w:p>
     <w:p>
@@ -29344,7 +29466,17 @@
         <w:spacing w:after="120" w:line="276"/>
       </w:pPr>
       <w:r>
-        <w:t xml:space="preserve">⚠️ Um comentário no arquivo menciona uma variável </w:t>
+        <w:t xml:space="preserve">💡 A notificação vem </w:t>
+      </w:r>
+      <w:r>
+        <w:rPr>
+          <w:b/>
+          <w:bCs/>
+        </w:rPr>
+        <w:t xml:space="preserve">ligada</w:t>
+      </w:r>
+      <w:r>
+        <w:t xml:space="preserve"> e se desliga pela variável de repositório </w:t>
       </w:r>
       <w:r>
         <w:rPr>
@@ -29353,20 +29485,20 @@
           <w:szCs w:val="18"/>
           <w:shd w:fill="F2F2F2" w:val="clear"/>
         </w:rPr>
-        <w:t xml:space="preserve">vars.NOTIFY</w:t>
-      </w:r>
-      <w:r>
-        <w:t xml:space="preserve"> que </w:t>
+        <w:t xml:space="preserve">NOTIFY=false</w:t>
+      </w:r>
+      <w:r>
+        <w:t xml:space="preserve"> (Settings → Secrets and variables → Actions → </w:t>
       </w:r>
       <w:r>
         <w:rPr>
           <w:b/>
           <w:bCs/>
         </w:rPr>
-        <w:t xml:space="preserve">não existe</w:t>
-      </w:r>
-      <w:r>
-        <w:t xml:space="preserve"> na condição real do passo. Não perca tempo procurando: o que controla é o </w:t>
+        <w:t xml:space="preserve">Variables</w:t>
+      </w:r>
+      <w:r>
+        <w:t xml:space="preserve">). O gate precisa ser </w:t>
       </w:r>
       <w:r>
         <w:rPr>
@@ -29375,10 +29507,46 @@
           <w:szCs w:val="18"/>
           <w:shd w:fill="F2F2F2" w:val="clear"/>
         </w:rPr>
+        <w:t xml:space="preserve">vars</w:t>
+      </w:r>
+      <w:r>
+        <w:t xml:space="preserve"> e não </w:t>
+      </w:r>
+      <w:r>
+        <w:rPr>
+          <w:rFonts w:ascii="Consolas" w:cs="Consolas" w:eastAsia="Consolas" w:hAnsi="Consolas"/>
+          <w:sz w:val="18"/>
+          <w:szCs w:val="18"/>
+          <w:shd w:fill="F2F2F2" w:val="clear"/>
+        </w:rPr>
+        <w:t xml:space="preserve">secrets</w:t>
+      </w:r>
+      <w:r>
+        <w:t xml:space="preserve">: o contexto </w:t>
+      </w:r>
+      <w:r>
+        <w:rPr>
+          <w:rFonts w:ascii="Consolas" w:cs="Consolas" w:eastAsia="Consolas" w:hAnsi="Consolas"/>
+          <w:sz w:val="18"/>
+          <w:szCs w:val="18"/>
+          <w:shd w:fill="F2F2F2" w:val="clear"/>
+        </w:rPr>
+        <w:t xml:space="preserve">secrets</w:t>
+      </w:r>
+      <w:r>
+        <w:t xml:space="preserve"> não está disponível em condição de step, então não há como pular o passo "quando os secrets faltarem" — sem eles, o passo falha e o </w:t>
+      </w:r>
+      <w:r>
+        <w:rPr>
+          <w:rFonts w:ascii="Consolas" w:cs="Consolas" w:eastAsia="Consolas" w:hAnsi="Consolas"/>
+          <w:sz w:val="18"/>
+          <w:szCs w:val="18"/>
+          <w:shd w:fill="F2F2F2" w:val="clear"/>
+        </w:rPr>
         <w:t xml:space="preserve">continue-on-error</w:t>
       </w:r>
       <w:r>
-        <w:t xml:space="preserve"> mais a condição de ter havido mudança e PR aberto.</w:t>
+        <w:t xml:space="preserve"> segura o workflow. O X vermelho nesse passo é o sinal de notificação configurada pela metade.</w:t>
       </w:r>
     </w:p>
     <w:p>
@@ -44126,7 +44294,17 @@
         <w:spacing w:after="120" w:line="276"/>
       </w:pPr>
       <w:r>
-        <w:t xml:space="preserve">⚠️ O </w:t>
+        <w:t xml:space="preserve">O script vive em </w:t>
+      </w:r>
+      <w:r>
+        <w:rPr>
+          <w:b/>
+          <w:bCs/>
+        </w:rPr>
+        <w:t xml:space="preserve">`scripts/hash-senha.mjs`</w:t>
+      </w:r>
+      <w:r>
+        <w:t xml:space="preserve">. Ele produz o formato que o sistema aceita (</w:t>
       </w:r>
       <w:r>
         <w:rPr>
@@ -44135,10 +44313,10 @@
           <w:szCs w:val="18"/>
           <w:shd w:fill="F2F2F2" w:val="clear"/>
         </w:rPr>
-        <w:t xml:space="preserve">DEPLOY.md</w:t>
-      </w:r>
-      <w:r>
-        <w:t xml:space="preserve"> cita </w:t>
+        <w:t xml:space="preserve">pbkdf2v2:&lt;iterações&gt;:&lt;salt hex&gt;:&lt;hash hex&gt;</w:t>
+      </w:r>
+      <w:r>
+        <w:t xml:space="preserve"> — PBKDF2-HMAC-SHA256, 100 000 iterações, salt de 16 bytes, saída de 32 bytes), e </w:t>
       </w:r>
       <w:r>
         <w:rPr>
@@ -44147,20 +44325,10 @@
           <w:szCs w:val="18"/>
           <w:shd w:fill="F2F2F2" w:val="clear"/>
         </w:rPr>
-        <w:t xml:space="preserve">scripts/hash-password.ts</w:t>
-      </w:r>
-      <w:r>
-        <w:t xml:space="preserve">, que </w:t>
-      </w:r>
-      <w:r>
-        <w:rPr>
-          <w:b/>
-          <w:bCs/>
-        </w:rPr>
-        <w:t xml:space="preserve">não existe no repositório</w:t>
-      </w:r>
-      <w:r>
-        <w:t xml:space="preserve">. Use o script abaixo — ele produz exatamente o formato que o sistema aceita (</w:t>
+        <w:t xml:space="preserve">src/lib/crypto/__tests__/hash-senha-script.test.ts</w:t>
+      </w:r>
+      <w:r>
+        <w:t xml:space="preserve"> executa o arquivo de verdade e confere o resultado contra o </w:t>
       </w:r>
       <w:r>
         <w:rPr>
@@ -44169,22 +44337,10 @@
           <w:szCs w:val="18"/>
           <w:shd w:fill="F2F2F2" w:val="clear"/>
         </w:rPr>
-        <w:t xml:space="preserve">pbkdf2v2:&lt;iterações&gt;:&lt;salt hex&gt;:&lt;hash hex&gt;</w:t>
-      </w:r>
-      <w:r>
-        <w:t xml:space="preserve">, PBKDF2-HMAC-SHA256, 100 000 iterações, salt de 16 bytes, saída de 32 bytes), e foi verificado contra a implementação de </w:t>
-      </w:r>
-      <w:r>
-        <w:rPr>
-          <w:rFonts w:ascii="Consolas" w:cs="Consolas" w:eastAsia="Consolas" w:hAnsi="Consolas"/>
-          <w:sz w:val="18"/>
-          <w:szCs w:val="18"/>
-          <w:shd w:fill="F2F2F2" w:val="clear"/>
-        </w:rPr>
-        <w:t xml:space="preserve">src/lib/crypto/password-hash.ts</w:t>
-      </w:r>
-      <w:r>
-        <w:t xml:space="preserve">.</w:t>
+        <w:t xml:space="preserve">verificarSenha</w:t>
+      </w:r>
+      <w:r>
+        <w:t xml:space="preserve"> do login, para que os parâmetros não divirjam em silêncio.</w:t>
       </w:r>
     </w:p>
     <w:p>
@@ -44192,31 +44348,7 @@
         <w:spacing w:after="120" w:line="276"/>
       </w:pPr>
       <w:r>
-        <w:t xml:space="preserve">Salve como </w:t>
-      </w:r>
-      <w:r>
-        <w:rPr>
-          <w:rFonts w:ascii="Consolas" w:cs="Consolas" w:eastAsia="Consolas" w:hAnsi="Consolas"/>
-          <w:sz w:val="18"/>
-          <w:szCs w:val="18"/>
-          <w:shd w:fill="F2F2F2" w:val="clear"/>
-        </w:rPr>
-        <w:t xml:space="preserve">hash-senha.mjs</w:t>
-      </w:r>
-      <w:r>
-        <w:t xml:space="preserve"> (fora do repositório, ou em </w:t>
-      </w:r>
-      <w:r>
-        <w:rPr>
-          <w:rFonts w:ascii="Consolas" w:cs="Consolas" w:eastAsia="Consolas" w:hAnsi="Consolas"/>
-          <w:sz w:val="18"/>
-          <w:szCs w:val="18"/>
-          <w:shd w:fill="F2F2F2" w:val="clear"/>
-        </w:rPr>
-        <w:t xml:space="preserve">scripts/</w:t>
-      </w:r>
-      <w:r>
-        <w:t xml:space="preserve"> se quiser versioná-lo):</w:t>
+        <w:t xml:space="preserve">Conteúdo, para referência:</w:t>
       </w:r>
     </w:p>
     <w:p>
@@ -44486,7 +44618,7 @@
           <w:sz w:val="17"/>
           <w:szCs w:val="17"/>
         </w:rPr>
-        <w:t xml:space="preserve">HASH_PASSWORD='SuaSenhaForte' node hash-senha.mjs</w:t>
+        <w:t xml:space="preserve">HASH_PASSWORD='SuaSenhaForte' node scripts/hash-senha.mjs</w:t>
       </w:r>
     </w:p>
     <w:p>

--- a/docs/apostila/Apostila-Implantacao-Cloudflare-Escalas-PCCE.docx
+++ b/docs/apostila/Apostila-Implantacao-Cloudflare-Escalas-PCCE.docx
@@ -39593,9 +39593,9 @@
         </w:tblBorders>
       </w:tblPr>
       <w:tblGrid>
-        <w:gridCol w:w="2735"/>
-        <w:gridCol w:w="3061"/>
-        <w:gridCol w:w="3842"/>
+        <w:gridCol w:w="2717"/>
+        <w:gridCol w:w="3040"/>
+        <w:gridCol w:w="3881"/>
       </w:tblGrid>
       <w:tr>
         <w:trPr>
@@ -39603,7 +39603,7 @@
         </w:trPr>
         <w:tc>
           <w:tcPr>
-            <w:tcW w:type="dxa" w:w="2735"/>
+            <w:tcW w:type="dxa" w:w="2717"/>
             <w:tcBorders>
               <w:top w:val="single" w:color="BFBFBF" w:sz="2"/>
               <w:left w:val="single" w:color="BFBFBF" w:sz="2"/>
@@ -39635,7 +39635,7 @@
         </w:tc>
         <w:tc>
           <w:tcPr>
-            <w:tcW w:type="dxa" w:w="3061"/>
+            <w:tcW w:type="dxa" w:w="3040"/>
             <w:tcBorders>
               <w:top w:val="single" w:color="BFBFBF" w:sz="2"/>
               <w:left w:val="single" w:color="BFBFBF" w:sz="2"/>
@@ -39667,7 +39667,7 @@
         </w:tc>
         <w:tc>
           <w:tcPr>
-            <w:tcW w:type="dxa" w:w="3842"/>
+            <w:tcW w:type="dxa" w:w="3881"/>
             <w:tcBorders>
               <w:top w:val="single" w:color="BFBFBF" w:sz="2"/>
               <w:left w:val="single" w:color="BFBFBF" w:sz="2"/>
@@ -39704,7 +39704,7 @@
         </w:trPr>
         <w:tc>
           <w:tcPr>
-            <w:tcW w:type="dxa" w:w="2735"/>
+            <w:tcW w:type="dxa" w:w="2717"/>
             <w:tcBorders>
               <w:top w:val="single" w:color="BFBFBF" w:sz="2"/>
               <w:left w:val="single" w:color="BFBFBF" w:sz="2"/>
@@ -39734,7 +39734,7 @@
         </w:tc>
         <w:tc>
           <w:tcPr>
-            <w:tcW w:type="dxa" w:w="3061"/>
+            <w:tcW w:type="dxa" w:w="3040"/>
             <w:tcBorders>
               <w:top w:val="single" w:color="BFBFBF" w:sz="2"/>
               <w:left w:val="single" w:color="BFBFBF" w:sz="2"/>
@@ -39764,7 +39764,7 @@
         </w:tc>
         <w:tc>
           <w:tcPr>
-            <w:tcW w:type="dxa" w:w="3842"/>
+            <w:tcW w:type="dxa" w:w="3881"/>
             <w:tcBorders>
               <w:top w:val="single" w:color="BFBFBF" w:sz="2"/>
               <w:left w:val="single" w:color="BFBFBF" w:sz="2"/>
@@ -39815,7 +39815,7 @@
         </w:trPr>
         <w:tc>
           <w:tcPr>
-            <w:tcW w:type="dxa" w:w="2735"/>
+            <w:tcW w:type="dxa" w:w="2717"/>
             <w:tcBorders>
               <w:top w:val="single" w:color="BFBFBF" w:sz="2"/>
               <w:left w:val="single" w:color="BFBFBF" w:sz="2"/>
@@ -39845,7 +39845,7 @@
         </w:tc>
         <w:tc>
           <w:tcPr>
-            <w:tcW w:type="dxa" w:w="3061"/>
+            <w:tcW w:type="dxa" w:w="3040"/>
             <w:tcBorders>
               <w:top w:val="single" w:color="BFBFBF" w:sz="2"/>
               <w:left w:val="single" w:color="BFBFBF" w:sz="2"/>
@@ -39891,7 +39891,7 @@
         </w:tc>
         <w:tc>
           <w:tcPr>
-            <w:tcW w:type="dxa" w:w="3842"/>
+            <w:tcW w:type="dxa" w:w="3881"/>
             <w:tcBorders>
               <w:top w:val="single" w:color="BFBFBF" w:sz="2"/>
               <w:left w:val="single" w:color="BFBFBF" w:sz="2"/>
@@ -39944,7 +39944,7 @@
         </w:trPr>
         <w:tc>
           <w:tcPr>
-            <w:tcW w:type="dxa" w:w="2735"/>
+            <w:tcW w:type="dxa" w:w="2717"/>
             <w:tcBorders>
               <w:top w:val="single" w:color="BFBFBF" w:sz="2"/>
               <w:left w:val="single" w:color="BFBFBF" w:sz="2"/>
@@ -39974,7 +39974,7 @@
         </w:tc>
         <w:tc>
           <w:tcPr>
-            <w:tcW w:type="dxa" w:w="3061"/>
+            <w:tcW w:type="dxa" w:w="3040"/>
             <w:tcBorders>
               <w:top w:val="single" w:color="BFBFBF" w:sz="2"/>
               <w:left w:val="single" w:color="BFBFBF" w:sz="2"/>
@@ -40020,7 +40020,7 @@
         </w:tc>
         <w:tc>
           <w:tcPr>
-            <w:tcW w:type="dxa" w:w="3842"/>
+            <w:tcW w:type="dxa" w:w="3881"/>
             <w:tcBorders>
               <w:top w:val="single" w:color="BFBFBF" w:sz="2"/>
               <w:left w:val="single" w:color="BFBFBF" w:sz="2"/>
@@ -40073,7 +40073,7 @@
         </w:trPr>
         <w:tc>
           <w:tcPr>
-            <w:tcW w:type="dxa" w:w="2735"/>
+            <w:tcW w:type="dxa" w:w="2717"/>
             <w:tcBorders>
               <w:top w:val="single" w:color="BFBFBF" w:sz="2"/>
               <w:left w:val="single" w:color="BFBFBF" w:sz="2"/>
@@ -40103,7 +40103,7 @@
         </w:tc>
         <w:tc>
           <w:tcPr>
-            <w:tcW w:type="dxa" w:w="3061"/>
+            <w:tcW w:type="dxa" w:w="3040"/>
             <w:tcBorders>
               <w:top w:val="single" w:color="BFBFBF" w:sz="2"/>
               <w:left w:val="single" w:color="BFBFBF" w:sz="2"/>
@@ -40142,7 +40142,7 @@
         </w:tc>
         <w:tc>
           <w:tcPr>
-            <w:tcW w:type="dxa" w:w="3842"/>
+            <w:tcW w:type="dxa" w:w="3881"/>
             <w:tcBorders>
               <w:top w:val="single" w:color="BFBFBF" w:sz="2"/>
               <w:left w:val="single" w:color="BFBFBF" w:sz="2"/>
@@ -40169,6 +40169,45 @@
                 <w:shd w:fill="F2F2F2" w:val="clear"/>
               </w:rPr>
               <w:t xml:space="preserve">checks.rateLimitIpSalt</w:t>
+            </w:r>
+            <w:r>
+              <w:rPr>
+                <w:sz w:val="18"/>
+                <w:szCs w:val="18"/>
+              </w:rPr>
+              <w:t xml:space="preserve"> </w:t>
+            </w:r>
+            <w:r>
+              <w:rPr>
+                <w:b/>
+                <w:bCs/>
+                <w:sz w:val="18"/>
+                <w:szCs w:val="18"/>
+              </w:rPr>
+              <w:t xml:space="preserve">e</w:t>
+            </w:r>
+            <w:r>
+              <w:rPr>
+                <w:sz w:val="18"/>
+                <w:szCs w:val="18"/>
+              </w:rPr>
+              <w:t xml:space="preserve"> </w:t>
+            </w:r>
+            <w:r>
+              <w:rPr>
+                <w:rFonts w:ascii="Consolas" w:cs="Consolas" w:eastAsia="Consolas" w:hAnsi="Consolas"/>
+                <w:sz w:val="18"/>
+                <w:szCs w:val="18"/>
+                <w:shd w:fill="F2F2F2" w:val="clear"/>
+              </w:rPr>
+              <w:t xml:space="preserve">scripts/diagnostico-salt-rate-limit.sql</w:t>
+            </w:r>
+            <w:r>
+              <w:rPr>
+                <w:sz w:val="18"/>
+                <w:szCs w:val="18"/>
+              </w:rPr>
+              <w:t xml:space="preserve">, que diz se o salt chegou às chaves já gravadas</w:t>
             </w:r>
           </w:p>
         </w:tc>
@@ -40179,7 +40218,7 @@
         </w:trPr>
         <w:tc>
           <w:tcPr>
-            <w:tcW w:type="dxa" w:w="2735"/>
+            <w:tcW w:type="dxa" w:w="2717"/>
             <w:tcBorders>
               <w:top w:val="single" w:color="BFBFBF" w:sz="2"/>
               <w:left w:val="single" w:color="BFBFBF" w:sz="2"/>
@@ -40209,7 +40248,7 @@
         </w:tc>
         <w:tc>
           <w:tcPr>
-            <w:tcW w:type="dxa" w:w="3061"/>
+            <w:tcW w:type="dxa" w:w="3040"/>
             <w:tcBorders>
               <w:top w:val="single" w:color="BFBFBF" w:sz="2"/>
               <w:left w:val="single" w:color="BFBFBF" w:sz="2"/>
@@ -40239,7 +40278,7 @@
         </w:tc>
         <w:tc>
           <w:tcPr>
-            <w:tcW w:type="dxa" w:w="3842"/>
+            <w:tcW w:type="dxa" w:w="3881"/>
             <w:tcBorders>
               <w:top w:val="single" w:color="BFBFBF" w:sz="2"/>
               <w:left w:val="single" w:color="BFBFBF" w:sz="2"/>
@@ -43231,7 +43270,7 @@
       <w:pPr>
         <w:keepLines/>
         <w:shd w:fill="F2F2F2" w:val="clear"/>
-        <w:spacing w:after="140" w:before="0" w:line="240"/>
+        <w:spacing w:after="0" w:before="0" w:line="240"/>
       </w:pPr>
       <w:r>
         <w:rPr>
@@ -43240,6 +43279,81 @@
           <w:szCs w:val="17"/>
         </w:rPr>
         <w:t xml:space="preserve">curl -s "https://&lt;dominio&gt;/api/health?detail=&lt;TOKEN&gt;" | jq</w:t>
+      </w:r>
+    </w:p>
+    <w:p>
+      <w:pPr>
+        <w:keepLines/>
+        <w:shd w:fill="F2F2F2" w:val="clear"/>
+        <w:spacing w:after="0" w:before="0" w:line="240"/>
+      </w:pPr>
+      <w:r>
+        <w:rPr>
+          <w:rFonts w:ascii="Consolas" w:cs="Consolas" w:eastAsia="Consolas" w:hAnsi="Consolas"/>
+          <w:sz w:val="17"/>
+          <w:szCs w:val="17"/>
+        </w:rPr>
+        <w:t xml:space="preserve"> </w:t>
+      </w:r>
+    </w:p>
+    <w:p>
+      <w:pPr>
+        <w:keepLines/>
+        <w:shd w:fill="F2F2F2" w:val="clear"/>
+        <w:spacing w:after="0" w:before="0" w:line="240"/>
+      </w:pPr>
+      <w:r>
+        <w:rPr>
+          <w:rFonts w:ascii="Consolas" w:cs="Consolas" w:eastAsia="Consolas" w:hAnsi="Consolas"/>
+          <w:sz w:val="17"/>
+          <w:szCs w:val="17"/>
+        </w:rPr>
+        <w:t xml:space="preserve"># O salt do rate-limit chegou às chaves gravadas? (cruze com o health acima —</w:t>
+      </w:r>
+    </w:p>
+    <w:p>
+      <w:pPr>
+        <w:keepLines/>
+        <w:shd w:fill="F2F2F2" w:val="clear"/>
+        <w:spacing w:after="0" w:before="0" w:line="240"/>
+      </w:pPr>
+      <w:r>
+        <w:rPr>
+          <w:rFonts w:ascii="Consolas" w:cs="Consolas" w:eastAsia="Consolas" w:hAnsi="Consolas"/>
+          <w:sz w:val="17"/>
+          <w:szCs w:val="17"/>
+        </w:rPr>
+        <w:t xml:space="preserve"># a matriz das quatro combinações está no cabeçalho do arquivo)</w:t>
+      </w:r>
+    </w:p>
+    <w:p>
+      <w:pPr>
+        <w:keepLines/>
+        <w:shd w:fill="F2F2F2" w:val="clear"/>
+        <w:spacing w:after="0" w:before="0" w:line="240"/>
+      </w:pPr>
+      <w:r>
+        <w:rPr>
+          <w:rFonts w:ascii="Consolas" w:cs="Consolas" w:eastAsia="Consolas" w:hAnsi="Consolas"/>
+          <w:sz w:val="17"/>
+          <w:szCs w:val="17"/>
+        </w:rPr>
+        <w:t xml:space="preserve">npx wrangler d1 execute escalas-db --remote \</w:t>
+      </w:r>
+    </w:p>
+    <w:p>
+      <w:pPr>
+        <w:keepLines/>
+        <w:shd w:fill="F2F2F2" w:val="clear"/>
+        <w:spacing w:after="140" w:before="0" w:line="240"/>
+      </w:pPr>
+      <w:r>
+        <w:rPr>
+          <w:rFonts w:ascii="Consolas" w:cs="Consolas" w:eastAsia="Consolas" w:hAnsi="Consolas"/>
+          <w:sz w:val="17"/>
+          <w:szCs w:val="17"/>
+        </w:rPr>
+        <w:t xml:space="preserve">  --file=scripts/diagnostico-salt-rate-limit.sql</w:t>
       </w:r>
     </w:p>
     <w:p>
